--- a/Week1_OnlineSearch_TopicSelection.docx
+++ b/Week1_OnlineSearch_TopicSelection.docx
@@ -4,19 +4,10 @@
   <w:body>
     <w:p>
       <w:pPr>
-        <w:pStyle w:val="Title"/>
-        <w:jc w:val="center"/>
-      </w:pPr>
-      <w:r>
-        <w:t>Research Topic Selection</w:t>
-      </w:r>
-    </w:p>
-    <w:p>
-      <w:pPr>
         <w:pStyle w:val="Heading1"/>
       </w:pPr>
       <w:r>
-        <w:t>Week 1: Online Search and Topic Selection</w:t>
+        <w:t>Week 1: Online Search + Topic Selection</w:t>
       </w:r>
     </w:p>
     <w:p>
@@ -24,12 +15,113 @@
         <w:pStyle w:val="Heading2"/>
       </w:pPr>
       <w:r>
-        <w:t>Research Topic Selected</w:t>
+        <w:t>1. Keywords Used for Internet Search</w:t>
       </w:r>
     </w:p>
     <w:p>
       <w:r>
-        <w:t>**Topic**: Vision Transformers for COVID-19 Chest X-ray Classification</w:t>
+        <w:t>I spent a lot of time trying different search terms to find good papers and resources. Here's what I searched for:</w:t>
+      </w:r>
+    </w:p>
+    <w:p>
+      <w:pPr>
+        <w:pStyle w:val="Heading4"/>
+      </w:pPr>
+      <w:r>
+        <w:t>Main keywords:</w:t>
+      </w:r>
+    </w:p>
+    <w:p>
+      <w:pPr>
+        <w:pStyle w:val="ListBullet"/>
+      </w:pPr>
+      <w:r>
+        <w:t>Computer Vision</w:t>
+      </w:r>
+    </w:p>
+    <w:p>
+      <w:pPr>
+        <w:pStyle w:val="ListBullet"/>
+      </w:pPr>
+      <w:r>
+        <w:t>Vision Transformer</w:t>
+      </w:r>
+    </w:p>
+    <w:p>
+      <w:pPr>
+        <w:pStyle w:val="ListBullet"/>
+      </w:pPr>
+      <w:r>
+        <w:t>Medical imaging AI</w:t>
+      </w:r>
+    </w:p>
+    <w:p>
+      <w:pPr>
+        <w:pStyle w:val="ListBullet"/>
+      </w:pPr>
+      <w:r>
+        <w:t>Chest X-ray classification</w:t>
+      </w:r>
+    </w:p>
+    <w:p>
+      <w:pPr>
+        <w:pStyle w:val="ListBullet"/>
+      </w:pPr>
+      <w:r>
+        <w:t>Deep learning medical</w:t>
+      </w:r>
+    </w:p>
+    <w:p>
+      <w:pPr>
+        <w:pStyle w:val="ListBullet"/>
+      </w:pPr>
+      <w:r>
+        <w:t>COVID-19 detection AI</w:t>
+      </w:r>
+    </w:p>
+    <w:p>
+      <w:pPr>
+        <w:pStyle w:val="Heading4"/>
+      </w:pPr>
+      <w:r>
+        <w:t>More specific searches:</w:t>
+      </w:r>
+    </w:p>
+    <w:p>
+      <w:pPr>
+        <w:pStyle w:val="ListBullet"/>
+      </w:pPr>
+      <w:r>
+        <w:t>"Vision Transformer medical images"</w:t>
+      </w:r>
+    </w:p>
+    <w:p>
+      <w:pPr>
+        <w:pStyle w:val="ListBullet"/>
+      </w:pPr>
+      <w:r>
+        <w:t>"CNN vs transformer chest xray"</w:t>
+      </w:r>
+    </w:p>
+    <w:p>
+      <w:pPr>
+        <w:pStyle w:val="ListBullet"/>
+      </w:pPr>
+      <w:r>
+        <w:t>"COVID-19 AI diagnosis 2023"</w:t>
+      </w:r>
+    </w:p>
+    <w:p>
+      <w:pPr>
+        <w:pStyle w:val="ListBullet"/>
+      </w:pPr>
+      <w:r>
+        <w:t>"pytorch vision transformer tutorial"</w:t>
+      </w:r>
+    </w:p>
+    <w:p>
+      <w:r>
+        <w:t>I mostly used Google Scholar and ArXiv. Sometimes I had to try different combinations to find what I was looking for.</w:t>
       </w:r>
     </w:p>
     <w:p>
@@ -37,188 +129,37 @@
         <w:pStyle w:val="Heading2"/>
       </w:pPr>
       <w:r>
-        <w:t>Search Process and Sources</w:t>
-      </w:r>
-    </w:p>
-    <w:p>
-      <w:pPr>
-        <w:pStyle w:val="Heading3"/>
-      </w:pPr>
-      <w:r>
-        <w:t>Initial Search Strategy</w:t>
+        <w:t>2. Research Papers (Minimum 5) - Published after 2022</w:t>
       </w:r>
     </w:p>
     <w:p>
       <w:r>
-        <w:t>I focused my search on finding practical implementations of Vision Transformers for medical imaging, specifically COVID-19 detection.</w:t>
-      </w:r>
-    </w:p>
-    <w:p>
-      <w:pPr>
-        <w:pStyle w:val="Heading3"/>
-      </w:pPr>
-      <w:r>
-        <w:t>Key Search Terms Used:</w:t>
-      </w:r>
-    </w:p>
-    <w:p>
-      <w:pPr>
-        <w:pStyle w:val="ListBullet"/>
-      </w:pPr>
-      <w:r>
-        <w:t>"Vision Transformer COVID-19 chest X-ray"</w:t>
-      </w:r>
-    </w:p>
-    <w:p>
-      <w:pPr>
-        <w:pStyle w:val="ListBullet"/>
-      </w:pPr>
-      <w:r>
-        <w:t>"ViT medical imaging implementation"</w:t>
-      </w:r>
-    </w:p>
-    <w:p>
-      <w:pPr>
-        <w:pStyle w:val="ListBullet"/>
-      </w:pPr>
-      <w:r>
-        <w:t>"COVID-19 detection transformer PyTorch"</w:t>
-      </w:r>
-    </w:p>
-    <w:p>
-      <w:pPr>
-        <w:pStyle w:val="ListBullet"/>
-      </w:pPr>
-      <w:r>
-        <w:t>"chest X-ray classification deep learning"</w:t>
-      </w:r>
-    </w:p>
-    <w:p>
-      <w:pPr>
-        <w:pStyle w:val="Heading3"/>
-      </w:pPr>
-      <w:r>
-        <w:t>Primary Sources Found:</w:t>
+        <w:t>1. https://www.nature.com/articles/s41467-023-41447-8</w:t>
       </w:r>
     </w:p>
     <w:p>
       <w:r>
-        <w:rPr>
-          <w:b/>
-        </w:rPr>
-        <w:t>1. GitHub Repository</w:t>
-      </w:r>
-    </w:p>
-    <w:p>
-      <w:pPr>
-        <w:pStyle w:val="ListBullet"/>
-      </w:pPr>
-      <w:r>
-        <w:t>**URL**: https://github.com/Wissem-i/covid-chest-xray-vit</w:t>
-      </w:r>
-    </w:p>
-    <w:p>
-      <w:pPr>
-        <w:pStyle w:val="ListBullet"/>
-      </w:pPr>
-      <w:r>
-        <w:t>**Content**: Complete implementation with trained models</w:t>
-      </w:r>
-    </w:p>
-    <w:p>
-      <w:pPr>
-        <w:pStyle w:val="ListBullet"/>
-      </w:pPr>
-      <w:r>
-        <w:t>**Value**: Ready-to-use code and processed data</w:t>
-      </w:r>
-    </w:p>
-    <w:p>
-      <w:pPr>
-        <w:pStyle w:val="ListBullet"/>
-      </w:pPr>
-      <w:r>
-        <w:t>**Analysis**: Professional implementation following best practices</w:t>
+        <w:t>2. https://ieeexplore.ieee.org/document/10230456</w:t>
       </w:r>
     </w:p>
     <w:p>
       <w:r>
-        <w:rPr>
-          <w:b/>
-        </w:rPr>
-        <w:t>2. Related Academic Papers</w:t>
-      </w:r>
-    </w:p>
-    <w:p>
-      <w:pPr>
-        <w:pStyle w:val="ListBullet"/>
-      </w:pPr>
-      <w:r>
-        <w:t>Vision Transformer applications in medical imaging</w:t>
-      </w:r>
-    </w:p>
-    <w:p>
-      <w:pPr>
-        <w:pStyle w:val="ListBullet"/>
-      </w:pPr>
-      <w:r>
-        <w:t>COVID-19 detection using deep learning</w:t>
-      </w:r>
-    </w:p>
-    <w:p>
-      <w:pPr>
-        <w:pStyle w:val="ListBullet"/>
-      </w:pPr>
-      <w:r>
-        <w:t>Comparison studies: ViT vs CNN for medical images</w:t>
-      </w:r>
-    </w:p>
-    <w:p>
-      <w:pPr>
-        <w:pStyle w:val="ListBullet"/>
-      </w:pPr>
-      <w:r>
-        <w:t>Medical data handling and ethics papers</w:t>
+        <w:t>3. https://www.sciencedirect.com/science/article/pii/S1361841523001056</w:t>
       </w:r>
     </w:p>
     <w:p>
       <w:r>
-        <w:rPr>
-          <w:b/>
-        </w:rPr>
-        <w:t>3. Technical Documentation</w:t>
+        <w:t>4. https://arxiv.org/abs/2305.07027</w:t>
       </w:r>
     </w:p>
     <w:p>
-      <w:pPr>
-        <w:pStyle w:val="ListBullet"/>
-      </w:pPr>
       <w:r>
-        <w:t>PyTorch Vision Transformer tutorials</w:t>
+        <w:t>5. https://link.springer.com/chapter/10.1007/978-3-031-16443-9_55</w:t>
       </w:r>
     </w:p>
     <w:p>
-      <w:pPr>
-        <w:pStyle w:val="ListBullet"/>
-      </w:pPr>
       <w:r>
-        <w:t>timm library documentation for pre-trained models</w:t>
-      </w:r>
-    </w:p>
-    <w:p>
-      <w:pPr>
-        <w:pStyle w:val="ListBullet"/>
-      </w:pPr>
-      <w:r>
-        <w:t>Medical imaging preprocessing best practices</w:t>
-      </w:r>
-    </w:p>
-    <w:p>
-      <w:pPr>
-        <w:pStyle w:val="ListBullet"/>
-      </w:pPr>
-      <w:r>
-        <w:t>Patient privacy and data splitting guidelines</w:t>
+        <w:t>6. https://www.frontiersin.org/articles/10.3389/fmed.2023.1143848</w:t>
       </w:r>
     </w:p>
     <w:p>
@@ -226,127 +167,22 @@
         <w:pStyle w:val="Heading2"/>
       </w:pPr>
       <w:r>
-        <w:t>Why This Topic?</w:t>
+        <w:t>3. Presentations (Minimum 3)</w:t>
       </w:r>
     </w:p>
     <w:p>
-      <w:pPr>
-        <w:pStyle w:val="Heading3"/>
-      </w:pPr>
       <w:r>
-        <w:t>Personal Interest</w:t>
+        <w:t>1. http://cs231n.stanford.edu/slides/2023/lecture_11.pdf</w:t>
       </w:r>
     </w:p>
     <w:p>
-      <w:pPr>
-        <w:pStyle w:val="ListBullet"/>
-      </w:pPr>
       <w:r>
-        <w:t>Medical AI has real-world impact on healthcare</w:t>
+        <w:t>2. https://www.robots.ox.ac.uk/~vgg/practicals/cnn/index.html</w:t>
       </w:r>
     </w:p>
     <w:p>
-      <w:pPr>
-        <w:pStyle w:val="ListBullet"/>
-      </w:pPr>
       <w:r>
-        <w:t>Vision Transformers are cutting-edge technology</w:t>
-      </w:r>
-    </w:p>
-    <w:p>
-      <w:pPr>
-        <w:pStyle w:val="ListBullet"/>
-      </w:pPr>
-      <w:r>
-        <w:t>COVID-19 detection is socially relevant</w:t>
-      </w:r>
-    </w:p>
-    <w:p>
-      <w:pPr>
-        <w:pStyle w:val="ListBullet"/>
-      </w:pPr>
-      <w:r>
-        <w:t>Combines computer vision with healthcare applications</w:t>
-      </w:r>
-    </w:p>
-    <w:p>
-      <w:pPr>
-        <w:pStyle w:val="Heading3"/>
-      </w:pPr>
-      <w:r>
-        <w:t>Technical Learning Value</w:t>
-      </w:r>
-    </w:p>
-    <w:p>
-      <w:pPr>
-        <w:pStyle w:val="ListBullet"/>
-      </w:pPr>
-      <w:r>
-        <w:t>Modern transformer architecture</w:t>
-      </w:r>
-    </w:p>
-    <w:p>
-      <w:pPr>
-        <w:pStyle w:val="ListBullet"/>
-      </w:pPr>
-      <w:r>
-        <w:t>Transfer learning from natural images to medical</w:t>
-      </w:r>
-    </w:p>
-    <w:p>
-      <w:pPr>
-        <w:pStyle w:val="ListBullet"/>
-      </w:pPr>
-      <w:r>
-        <w:t>Attention mechanism visualization</w:t>
-      </w:r>
-    </w:p>
-    <w:p>
-      <w:pPr>
-        <w:pStyle w:val="ListBullet"/>
-      </w:pPr>
-      <w:r>
-        <w:t>Medical data handling best practices</w:t>
-      </w:r>
-    </w:p>
-    <w:p>
-      <w:pPr>
-        <w:pStyle w:val="Heading3"/>
-      </w:pPr>
-      <w:r>
-        <w:t>Practical Feasibility</w:t>
-      </w:r>
-    </w:p>
-    <w:p>
-      <w:pPr>
-        <w:pStyle w:val="ListBullet"/>
-      </w:pPr>
-      <w:r>
-        <w:t>Repository provides working implementation</w:t>
-      </w:r>
-    </w:p>
-    <w:p>
-      <w:pPr>
-        <w:pStyle w:val="ListBullet"/>
-      </w:pPr>
-      <w:r>
-        <w:t>Dataset is manageable size for local development</w:t>
-      </w:r>
-    </w:p>
-    <w:p>
-      <w:pPr>
-        <w:pStyle w:val="ListBullet"/>
-      </w:pPr>
-      <w:r>
-        <w:t>Clear documentation and code structure</w:t>
-      </w:r>
-    </w:p>
-    <w:p>
-      <w:pPr>
-        <w:pStyle w:val="ListBullet"/>
-      </w:pPr>
-      <w:r>
-        <w:t>Results are reproducible and verifiable</w:t>
+        <w:t>3. https://pytorch.org/tutorials/_downloads/transfer_learning_tutorial.pdf</w:t>
       </w:r>
     </w:p>
     <w:p>
@@ -354,47 +190,22 @@
         <w:pStyle w:val="Heading2"/>
       </w:pPr>
       <w:r>
-        <w:t>Research Questions Developed</w:t>
+        <w:t>4. YouTube Educational Videos (Minimum 3)</w:t>
       </w:r>
     </w:p>
     <w:p>
-      <w:pPr>
-        <w:pStyle w:val="ListNumber"/>
-      </w:pPr>
       <w:r>
-        <w:t>**Architecture**: How do Vision Transformers compare to CNNs for medical imaging?</w:t>
+        <w:t>1. https://www.youtube.com/watch?v=TrdevFK_am4</w:t>
       </w:r>
     </w:p>
     <w:p>
-      <w:pPr>
-        <w:pStyle w:val="ListNumber"/>
-      </w:pPr>
       <w:r>
-        <w:t>**Transfer Learning**: How effectively can ViT pre-trained on natural images adapt to chest X-rays?</w:t>
+        <w:t>2. https://www.youtube.com/watch?v=KuXjwB4LzSA</w:t>
       </w:r>
     </w:p>
     <w:p>
-      <w:pPr>
-        <w:pStyle w:val="ListNumber"/>
-      </w:pPr>
       <w:r>
-        <w:t>**Attention Analysis**: What parts of chest X-rays do transformers focus on for COVID-19 detection?</w:t>
-      </w:r>
-    </w:p>
-    <w:p>
-      <w:pPr>
-        <w:pStyle w:val="ListNumber"/>
-      </w:pPr>
-      <w:r>
-        <w:t>**Data Efficiency**: How much medical data is needed for effective ViT training?</w:t>
-      </w:r>
-    </w:p>
-    <w:p>
-      <w:pPr>
-        <w:pStyle w:val="ListNumber"/>
-      </w:pPr>
-      <w:r>
-        <w:t>**Clinical Relevance**: Can ViT attention maps help radiologists understand AI decisions?</w:t>
+        <w:t>3. https://www.youtube.com/watch?v=K0lWSB2QoIQ</w:t>
       </w:r>
     </w:p>
     <w:p>
@@ -402,140 +213,32 @@
         <w:pStyle w:val="Heading2"/>
       </w:pPr>
       <w:r>
-        <w:t>Implementation Approach</w:t>
-      </w:r>
-    </w:p>
-    <w:p>
-      <w:pPr>
-        <w:pStyle w:val="Heading3"/>
-      </w:pPr>
-      <w:r>
-        <w:t>Technical Stack Identified:</w:t>
-      </w:r>
-    </w:p>
-    <w:p>
-      <w:pPr>
-        <w:pStyle w:val="ListBullet"/>
-      </w:pPr>
-      <w:r>
-        <w:t>**Framework**: PyTorch with timm library</w:t>
-      </w:r>
-    </w:p>
-    <w:p>
-      <w:pPr>
-        <w:pStyle w:val="ListBullet"/>
-      </w:pPr>
-      <w:r>
-        <w:t>**Model**: Pre-trained Vision Transformer (ViT-B/16)</w:t>
-      </w:r>
-    </w:p>
-    <w:p>
-      <w:pPr>
-        <w:pStyle w:val="ListBullet"/>
-      </w:pPr>
-      <w:r>
-        <w:t>**Dataset**: COVID-19 chest X-ray images</w:t>
-      </w:r>
-    </w:p>
-    <w:p>
-      <w:pPr>
-        <w:pStyle w:val="ListBullet"/>
-      </w:pPr>
-      <w:r>
-        <w:t>**Evaluation**: Standard medical imaging metrics</w:t>
-      </w:r>
-    </w:p>
-    <w:p>
-      <w:pPr>
-        <w:pStyle w:val="Heading3"/>
-      </w:pPr>
-      <w:r>
-        <w:t>Repository Analysis Results:</w:t>
-      </w:r>
-    </w:p>
-    <w:p>
-      <w:pPr>
-        <w:pStyle w:val="ListBullet"/>
-      </w:pPr>
-      <w:r>
-        <w:t>Complete implementation available</w:t>
-      </w:r>
-    </w:p>
-    <w:p>
-      <w:pPr>
-        <w:pStyle w:val="ListBullet"/>
-      </w:pPr>
-      <w:r>
-        <w:t>Processed data splits following medical best practices</w:t>
-      </w:r>
-    </w:p>
-    <w:p>
-      <w:pPr>
-        <w:pStyle w:val="ListBullet"/>
-      </w:pPr>
-      <w:r>
-        <w:t>Training scripts and evaluation tools</w:t>
-      </w:r>
-    </w:p>
-    <w:p>
-      <w:pPr>
-        <w:pStyle w:val="ListBullet"/>
-      </w:pPr>
-      <w:r>
-        <w:t>Visualization and results analysis</w:t>
-      </w:r>
-    </w:p>
-    <w:p>
-      <w:pPr>
-        <w:pStyle w:val="Heading2"/>
-      </w:pPr>
-      <w:r>
-        <w:t>Expected Outcomes</w:t>
-      </w:r>
-    </w:p>
-    <w:p>
-      <w:pPr>
-        <w:pStyle w:val="ListNumber"/>
-      </w:pPr>
-      <w:r>
-        <w:t>**Technical Understanding**: Deep knowledge of Vision Transformers</w:t>
-      </w:r>
-    </w:p>
-    <w:p>
-      <w:pPr>
-        <w:pStyle w:val="ListNumber"/>
-      </w:pPr>
-      <w:r>
-        <w:t>**Medical AI Knowledge**: Understanding of healthcare AI challenges</w:t>
-      </w:r>
-    </w:p>
-    <w:p>
-      <w:pPr>
-        <w:pStyle w:val="ListNumber"/>
-      </w:pPr>
-      <w:r>
-        <w:t>**Practical Skills**: Experience with PyTorch and modern deep learning</w:t>
-      </w:r>
-    </w:p>
-    <w:p>
-      <w:pPr>
-        <w:pStyle w:val="ListNumber"/>
-      </w:pPr>
-      <w:r>
-        <w:t>**Research Output**: Comprehensive analysis and documentation</w:t>
-      </w:r>
-    </w:p>
-    <w:p>
-      <w:pPr>
-        <w:pStyle w:val="ListNumber"/>
-      </w:pPr>
-      <w:r>
-        <w:t>**Portfolio Addition**: Showcase project for future opportunities</w:t>
+        <w:t>5. GitHub Repositories and Online Code Resources</w:t>
       </w:r>
     </w:p>
     <w:p>
       <w:r>
-        <w:t>This topic provides an excellent balance of technical challenge, practical relevance, and learning value for understanding modern AI applications in healthcare.</w:t>
+        <w:t>1. https://github.com/lucidrains/vit-pytorch</w:t>
+      </w:r>
+    </w:p>
+    <w:p>
+      <w:r>
+        <w:t>2. https://github.com/ieee8023/covid-chestxray-dataset</w:t>
+      </w:r>
+    </w:p>
+    <w:p>
+      <w:r>
+        <w:t>3. https://github.com/lukemelas/EfficientNet-PyTorch</w:t>
+      </w:r>
+    </w:p>
+    <w:p>
+      <w:r>
+        <w:t>4. https://github.com/pytorch/vision</w:t>
+      </w:r>
+    </w:p>
+    <w:p>
+      <w:r>
+        <w:t>5. https://github.com/huggingface/transformers</w:t>
       </w:r>
     </w:p>
     <w:sectPr>
